--- a/docao5/Reflexoes_2021_posts_content.docx
+++ b/docao5/Reflexoes_2021_posts_content.docx
@@ -12,9 +12,6 @@
       </w:r>
     </w:p>
     <w:p>
-      <w:r>
-        <w:t xml:space="preserve">URL: </w:t>
-      </w:r>
       <w:hyperlink r:id="rId9">
         <w:r>
           <w:t>http://www.reflexoesdofilosofo.blog.br/2021/12/theres-only-gaia-but-gaia-is-not-one.html</w:t>
@@ -356,9 +353,6 @@
       </w:r>
     </w:p>
     <w:p>
-      <w:r>
-        <w:t xml:space="preserve">URL: </w:t>
-      </w:r>
       <w:hyperlink r:id="rId10">
         <w:r>
           <w:t>http://www.reflexoesdofilosofo.blog.br/2021/12/quimicos-organicos-em-marte.html</w:t>
@@ -493,9 +487,6 @@
       </w:r>
     </w:p>
     <w:p>
-      <w:r>
-        <w:t xml:space="preserve">URL: </w:t>
-      </w:r>
       <w:hyperlink r:id="rId11">
         <w:r>
           <w:t>http://www.reflexoesdofilosofo.blog.br/2021/12/cidade.html</w:t>
@@ -543,9 +534,6 @@
       </w:r>
     </w:p>
     <w:p>
-      <w:r>
-        <w:t xml:space="preserve">URL: </w:t>
-      </w:r>
       <w:hyperlink r:id="rId12">
         <w:r>
           <w:t>http://www.reflexoesdofilosofo.blog.br/2021/11/if-you-see-something-say-something.html</w:t>
@@ -806,9 +794,6 @@
       </w:r>
     </w:p>
     <w:p>
-      <w:r>
-        <w:t xml:space="preserve">URL: </w:t>
-      </w:r>
       <w:hyperlink r:id="rId13">
         <w:r>
           <w:t>http://www.reflexoesdofilosofo.blog.br/2021/11/seita-do-aquecimento.html</w:t>
@@ -929,9 +914,6 @@
       </w:r>
     </w:p>
     <w:p>
-      <w:r>
-        <w:t xml:space="preserve">URL: </w:t>
-      </w:r>
       <w:hyperlink r:id="rId14">
         <w:r>
           <w:t>http://www.reflexoesdofilosofo.blog.br/2021/11/um-debate-sobre-privacidade-e-seguranca.html</w:t>
@@ -1304,9 +1286,6 @@
       </w:r>
     </w:p>
     <w:p>
-      <w:r>
-        <w:t xml:space="preserve">URL: </w:t>
-      </w:r>
       <w:hyperlink r:id="rId15">
         <w:r>
           <w:t>http://www.reflexoesdofilosofo.blog.br/2021/11/notas-sobre-ockham.html</w:t>
@@ -1500,9 +1479,6 @@
       </w:r>
     </w:p>
     <w:p>
-      <w:r>
-        <w:t xml:space="preserve">URL: </w:t>
-      </w:r>
       <w:hyperlink r:id="rId16">
         <w:r>
           <w:t>http://www.reflexoesdofilosofo.blog.br/2021/11/a-identidade-de-venus-segundo-frege.html</w:t>
@@ -1672,9 +1648,6 @@
       </w:r>
     </w:p>
     <w:p>
-      <w:r>
-        <w:t xml:space="preserve">URL: </w:t>
-      </w:r>
       <w:hyperlink r:id="rId17">
         <w:r>
           <w:t>http://www.reflexoesdofilosofo.blog.br/2021/10/dataficacao-da-vida.html</w:t>
@@ -1915,9 +1888,6 @@
       </w:r>
     </w:p>
     <w:p>
-      <w:r>
-        <w:t xml:space="preserve">URL: </w:t>
-      </w:r>
       <w:hyperlink r:id="rId18">
         <w:r>
           <w:t>http://www.reflexoesdofilosofo.blog.br/2021/10/ia-na-base-da-antitese-homem-maquina.html</w:t>
@@ -2074,9 +2044,6 @@
       </w:r>
     </w:p>
     <w:p>
-      <w:r>
-        <w:t xml:space="preserve">URL: </w:t>
-      </w:r>
       <w:hyperlink r:id="rId19">
         <w:r>
           <w:t>http://www.reflexoesdofilosofo.blog.br/2021/10/eu-tecnologia-mundogm.html</w:t>
@@ -2244,9 +2211,6 @@
       </w:r>
     </w:p>
     <w:p>
-      <w:r>
-        <w:t xml:space="preserve">URL: </w:t>
-      </w:r>
       <w:hyperlink r:id="rId20">
         <w:r>
           <w:t>http://www.reflexoesdofilosofo.blog.br/2021/10/a-incudora-tecnica-uma-critica-ao.html</w:t>
@@ -2392,9 +2356,6 @@
       </w:r>
     </w:p>
     <w:p>
-      <w:r>
-        <w:t xml:space="preserve">URL: </w:t>
-      </w:r>
       <w:hyperlink r:id="rId21">
         <w:r>
           <w:t>http://www.reflexoesdofilosofo.blog.br/2021/10/pos-verdade.html</w:t>
@@ -2504,9 +2465,6 @@
       </w:r>
     </w:p>
     <w:p>
-      <w:r>
-        <w:t xml:space="preserve">URL: </w:t>
-      </w:r>
       <w:hyperlink r:id="rId22">
         <w:r>
           <w:t>http://www.reflexoesdofilosofo.blog.br/2021/09/kant-hegel-marx-anotacoes.html</w:t>
@@ -2672,9 +2630,6 @@
       </w:r>
     </w:p>
     <w:p>
-      <w:r>
-        <w:t xml:space="preserve">URL: </w:t>
-      </w:r>
       <w:hyperlink r:id="rId23">
         <w:r>
           <w:t>http://www.reflexoesdofilosofo.blog.br/2021/09/a-mao-que-liberta-lidera-mas-ate-quando.html</w:t>
@@ -2826,9 +2781,6 @@
       </w:r>
     </w:p>
     <w:p>
-      <w:r>
-        <w:t xml:space="preserve">URL: </w:t>
-      </w:r>
       <w:hyperlink r:id="rId24">
         <w:r>
           <w:t>http://www.reflexoesdofilosofo.blog.br/2021/09/um-virus.html</w:t>
@@ -2929,9 +2881,6 @@
       </w:r>
     </w:p>
     <w:p>
-      <w:r>
-        <w:t xml:space="preserve">URL: </w:t>
-      </w:r>
       <w:hyperlink r:id="rId25">
         <w:r>
           <w:t>http://www.reflexoesdofilosofo.blog.br/2021/09/pedagogia-do-oprimido-prefacio-pf100.html</w:t>
@@ -3075,9 +3024,6 @@
       </w:r>
     </w:p>
     <w:p>
-      <w:r>
-        <w:t xml:space="preserve">URL: </w:t>
-      </w:r>
       <w:hyperlink r:id="rId26">
         <w:r>
           <w:t>http://www.reflexoesdofilosofo.blog.br/2021/09/ciborgues-e-especies-companheiras.html</w:t>
@@ -3236,9 +3182,6 @@
       </w:r>
     </w:p>
     <w:p>
-      <w:r>
-        <w:t xml:space="preserve">URL: </w:t>
-      </w:r>
       <w:hyperlink r:id="rId27">
         <w:r>
           <w:t>http://www.reflexoesdofilosofo.blog.br/2021/09/materialidade-e-sociedade-tendencias.html</w:t>
@@ -3604,9 +3547,6 @@
       </w:r>
     </w:p>
     <w:p>
-      <w:r>
-        <w:t xml:space="preserve">URL: </w:t>
-      </w:r>
       <w:hyperlink r:id="rId28">
         <w:r>
           <w:t>http://www.reflexoesdofilosofo.blog.br/2021/09/o-tema-do-regresso-da-alma-em-agostinho.html</w:t>
@@ -3875,9 +3815,6 @@
       </w:r>
     </w:p>
     <w:p>
-      <w:r>
-        <w:t xml:space="preserve">URL: </w:t>
-      </w:r>
       <w:hyperlink r:id="rId29">
         <w:r>
           <w:t>http://www.reflexoesdofilosofo.blog.br/2021/08/democracia-tecnologica.html</w:t>
@@ -4044,9 +3981,6 @@
       </w:r>
     </w:p>
     <w:p>
-      <w:r>
-        <w:t xml:space="preserve">URL: </w:t>
-      </w:r>
       <w:hyperlink r:id="rId30">
         <w:r>
           <w:t>http://www.reflexoesdofilosofo.blog.br/2021/08/mediacao-e-sua-ausencia.html</w:t>
@@ -4129,9 +4063,6 @@
       </w:r>
     </w:p>
     <w:p>
-      <w:r>
-        <w:t xml:space="preserve">URL: </w:t>
-      </w:r>
       <w:hyperlink r:id="rId31">
         <w:r>
           <w:t>http://www.reflexoesdofilosofo.blog.br/2021/07/a-maquina-como-construcao-social.html</w:t>
@@ -4270,9 +4201,6 @@
       </w:r>
     </w:p>
     <w:p>
-      <w:r>
-        <w:t xml:space="preserve">URL: </w:t>
-      </w:r>
       <w:hyperlink r:id="rId32">
         <w:r>
           <w:t>http://www.reflexoesdofilosofo.blog.br/2021/07/essencia-tecnologica.html</w:t>
@@ -4371,9 +4299,6 @@
       </w:r>
     </w:p>
     <w:p>
-      <w:r>
-        <w:t xml:space="preserve">URL: </w:t>
-      </w:r>
       <w:hyperlink r:id="rId33">
         <w:r>
           <w:t>http://www.reflexoesdofilosofo.blog.br/2021/07/primeiro-se-concebe-com-mente.html</w:t>
@@ -4500,9 +4425,6 @@
       </w:r>
     </w:p>
     <w:p>
-      <w:r>
-        <w:t xml:space="preserve">URL: </w:t>
-      </w:r>
       <w:hyperlink r:id="rId34">
         <w:r>
           <w:t>http://www.reflexoesdofilosofo.blog.br/2021/07/em-busca-do-metodo-mais-eficaz.html</w:t>
@@ -4688,9 +4610,6 @@
       </w:r>
     </w:p>
     <w:p>
-      <w:r>
-        <w:t xml:space="preserve">URL: </w:t>
-      </w:r>
       <w:hyperlink r:id="rId35">
         <w:r>
           <w:t>http://www.reflexoesdofilosofo.blog.br/2021/07/em-face-da-era-tecnologica.html</w:t>
@@ -4812,9 +4731,6 @@
       </w:r>
     </w:p>
     <w:p>
-      <w:r>
-        <w:t xml:space="preserve">URL: </w:t>
-      </w:r>
       <w:hyperlink r:id="rId36">
         <w:r>
           <w:t>http://www.reflexoesdofilosofo.blog.br/2021/07/catalogo-de-autores-da-filosofia-da.html</w:t>
@@ -5127,9 +5043,6 @@
       </w:r>
     </w:p>
     <w:p>
-      <w:r>
-        <w:t xml:space="preserve">URL: </w:t>
-      </w:r>
       <w:hyperlink r:id="rId37">
         <w:r>
           <w:t>http://www.reflexoesdofilosofo.blog.br/2021/07/renascimento-um-parenteses-na-historia.html</w:t>
@@ -5165,9 +5078,6 @@
       </w:r>
     </w:p>
     <w:p>
-      <w:r>
-        <w:t xml:space="preserve">URL: </w:t>
-      </w:r>
       <w:hyperlink r:id="rId38">
         <w:r>
           <w:t>http://www.reflexoesdofilosofo.blog.br/2021/07/sobre-evolucao-cientifica-da.html</w:t>
@@ -5448,9 +5358,6 @@
       </w:r>
     </w:p>
     <w:p>
-      <w:r>
-        <w:t xml:space="preserve">URL: </w:t>
-      </w:r>
       <w:hyperlink r:id="rId39">
         <w:r>
           <w:t>http://www.reflexoesdofilosofo.blog.br/2021/06/sobre-relacoes-tecnologicas.html</w:t>
@@ -5622,9 +5529,6 @@
       </w:r>
     </w:p>
     <w:p>
-      <w:r>
-        <w:t xml:space="preserve">URL: </w:t>
-      </w:r>
       <w:hyperlink r:id="rId40">
         <w:r>
           <w:t>http://www.reflexoesdofilosofo.blog.br/2021/06/fuja.html</w:t>
@@ -5702,9 +5606,6 @@
       </w:r>
     </w:p>
     <w:p>
-      <w:r>
-        <w:t xml:space="preserve">URL: </w:t>
-      </w:r>
       <w:hyperlink r:id="rId41">
         <w:r>
           <w:t>http://www.reflexoesdofilosofo.blog.br/2021/06/lewis-mumford-e-visao-historica-da.html</w:t>
@@ -5922,9 +5823,6 @@
       </w:r>
     </w:p>
     <w:p>
-      <w:r>
-        <w:t xml:space="preserve">URL: </w:t>
-      </w:r>
       <w:hyperlink r:id="rId42">
         <w:r>
           <w:t>http://www.reflexoesdofilosofo.blog.br/2021/06/sobre-uma-era-tecnologica-que-sempre.html</w:t>
@@ -6071,9 +5969,6 @@
       </w:r>
     </w:p>
     <w:p>
-      <w:r>
-        <w:t xml:space="preserve">URL: </w:t>
-      </w:r>
       <w:hyperlink r:id="rId43">
         <w:r>
           <w:t>http://www.reflexoesdofilosofo.blog.br/2021/06/tecnomedo.html</w:t>
@@ -6262,9 +6157,6 @@
       </w:r>
     </w:p>
     <w:p>
-      <w:r>
-        <w:t xml:space="preserve">URL: </w:t>
-      </w:r>
       <w:hyperlink r:id="rId44">
         <w:r>
           <w:t>http://www.reflexoesdofilosofo.blog.br/2021/06/o-criterio-renascentista-da-verdade.html</w:t>
@@ -6465,9 +6357,6 @@
       </w:r>
     </w:p>
     <w:p>
-      <w:r>
-        <w:t xml:space="preserve">URL: </w:t>
-      </w:r>
       <w:hyperlink r:id="rId45">
         <w:r>
           <w:t>http://www.reflexoesdofilosofo.blog.br/2021/06/filosofia-alem-do-tempo.html</w:t>
@@ -6608,9 +6497,6 @@
       </w:r>
     </w:p>
     <w:p>
-      <w:r>
-        <w:t xml:space="preserve">URL: </w:t>
-      </w:r>
       <w:hyperlink r:id="rId46">
         <w:r>
           <w:t>http://www.reflexoesdofilosofo.blog.br/2021/05/sobre-relacao-imanente-entre.html</w:t>
@@ -6809,9 +6695,6 @@
       </w:r>
     </w:p>
     <w:p>
-      <w:r>
-        <w:t xml:space="preserve">URL: </w:t>
-      </w:r>
       <w:hyperlink r:id="rId47">
         <w:r>
           <w:t>http://www.reflexoesdofilosofo.blog.br/2021/05/apropriacao.html</w:t>
@@ -6890,9 +6773,6 @@
       </w:r>
     </w:p>
     <w:p>
-      <w:r>
-        <w:t xml:space="preserve">URL: </w:t>
-      </w:r>
       <w:hyperlink r:id="rId48">
         <w:r>
           <w:t>http://www.reflexoesdofilosofo.blog.br/2021/05/para-uma-educacao-tecnica.html</w:t>
@@ -7079,9 +6959,6 @@
       </w:r>
     </w:p>
     <w:p>
-      <w:r>
-        <w:t xml:space="preserve">URL: </w:t>
-      </w:r>
       <w:hyperlink r:id="rId49">
         <w:r>
           <w:t>http://www.reflexoesdofilosofo.blog.br/2021/05/o-projeto-que-transforma-realidade.html</w:t>
@@ -7181,9 +7058,6 @@
       </w:r>
     </w:p>
     <w:p>
-      <w:r>
-        <w:t xml:space="preserve">URL: </w:t>
-      </w:r>
       <w:hyperlink r:id="rId50">
         <w:r>
           <w:t>http://www.reflexoesdofilosofo.blog.br/2021/05/primeiro-se-cre-depois-se-prova-que-ha.html</w:t>
@@ -7341,9 +7215,6 @@
       </w:r>
     </w:p>
     <w:p>
-      <w:r>
-        <w:t xml:space="preserve">URL: </w:t>
-      </w:r>
       <w:hyperlink r:id="rId51">
         <w:r>
           <w:t>http://www.reflexoesdofilosofo.blog.br/2021/05/sobre-o-utero-maquina.html</w:t>
@@ -7535,9 +7406,6 @@
       </w:r>
     </w:p>
     <w:p>
-      <w:r>
-        <w:t xml:space="preserve">URL: </w:t>
-      </w:r>
       <w:hyperlink r:id="rId52">
         <w:r>
           <w:t>http://www.reflexoesdofilosofo.blog.br/2021/04/quando-tecnica-extrapola-seu-valor-moral.html</w:t>
@@ -7685,9 +7553,6 @@
       </w:r>
     </w:p>
     <w:p>
-      <w:r>
-        <w:t xml:space="preserve">URL: </w:t>
-      </w:r>
       <w:hyperlink r:id="rId53">
         <w:r>
           <w:t>http://www.reflexoesdofilosofo.blog.br/2021/04/tecnologia-um-dilema.html</w:t>
@@ -7773,9 +7638,6 @@
       </w:r>
     </w:p>
     <w:p>
-      <w:r>
-        <w:t xml:space="preserve">URL: </w:t>
-      </w:r>
       <w:hyperlink r:id="rId54">
         <w:r>
           <w:t>http://www.reflexoesdofilosofo.blog.br/2021/04/para-uma-filosofia-da-tecnologia.html</w:t>
@@ -7855,9 +7717,6 @@
       </w:r>
     </w:p>
     <w:p>
-      <w:r>
-        <w:t xml:space="preserve">URL: </w:t>
-      </w:r>
       <w:hyperlink r:id="rId55">
         <w:r>
           <w:t>http://www.reflexoesdofilosofo.blog.br/2021/04/causalidade-acaso-e-necessidade-em.html</w:t>
@@ -8035,9 +7894,6 @@
       </w:r>
     </w:p>
     <w:p>
-      <w:r>
-        <w:t xml:space="preserve">URL: </w:t>
-      </w:r>
       <w:hyperlink r:id="rId56">
         <w:r>
           <w:t>http://www.reflexoesdofilosofo.blog.br/2021/04/uma-visao-otimista-da-filosofia-da.html</w:t>
@@ -8161,9 +8017,6 @@
       </w:r>
     </w:p>
     <w:p>
-      <w:r>
-        <w:t xml:space="preserve">URL: </w:t>
-      </w:r>
       <w:hyperlink r:id="rId57">
         <w:r>
           <w:t>http://www.reflexoesdofilosofo.blog.br/2021/04/breve-olhar-de-heidegger-sobre-tecnica.html</w:t>
@@ -8278,9 +8131,6 @@
       </w:r>
     </w:p>
     <w:p>
-      <w:r>
-        <w:t xml:space="preserve">URL: </w:t>
-      </w:r>
       <w:hyperlink r:id="rId58">
         <w:r>
           <w:t>http://www.reflexoesdofilosofo.blog.br/2021/04/a-era-tecnologica-como-ideologia.html</w:t>
@@ -8419,9 +8269,6 @@
       </w:r>
     </w:p>
     <w:p>
-      <w:r>
-        <w:t xml:space="preserve">URL: </w:t>
-      </w:r>
       <w:hyperlink r:id="rId59">
         <w:r>
           <w:t>http://www.reflexoesdofilosofo.blog.br/2021/04/a-matematica-e-metafisica-grega.html</w:t>
@@ -8574,9 +8421,6 @@
       </w:r>
     </w:p>
     <w:p>
-      <w:r>
-        <w:t xml:space="preserve">URL: </w:t>
-      </w:r>
       <w:hyperlink r:id="rId60">
         <w:r>
           <w:t>http://www.reflexoesdofilosofo.blog.br/2021/03/em-busca-das-praticas-focais.html</w:t>
@@ -8767,9 +8611,6 @@
       </w:r>
     </w:p>
     <w:p>
-      <w:r>
-        <w:t xml:space="preserve">URL: </w:t>
-      </w:r>
       <w:hyperlink r:id="rId61">
         <w:r>
           <w:t>http://www.reflexoesdofilosofo.blog.br/2021/03/as-circunstancias-da-vida.html</w:t>
@@ -8916,9 +8757,6 @@
       </w:r>
     </w:p>
     <w:p>
-      <w:r>
-        <w:t xml:space="preserve">URL: </w:t>
-      </w:r>
       <w:hyperlink r:id="rId62">
         <w:r>
           <w:t>http://www.reflexoesdofilosofo.blog.br/2021/03/o-homem-maravilhado.html</w:t>
@@ -9067,9 +8905,6 @@
       </w:r>
     </w:p>
     <w:p>
-      <w:r>
-        <w:t xml:space="preserve">URL: </w:t>
-      </w:r>
       <w:hyperlink r:id="rId63">
         <w:r>
           <w:t>http://www.reflexoesdofilosofo.blog.br/2021/03/girando-em-torno-da-metafisica.html</w:t>
@@ -9278,9 +9113,6 @@
       </w:r>
     </w:p>
     <w:p>
-      <w:r>
-        <w:t xml:space="preserve">URL: </w:t>
-      </w:r>
       <w:hyperlink r:id="rId64">
         <w:r>
           <w:t>http://www.reflexoesdofilosofo.blog.br/2021/03/elogio-da-tecnica.html</w:t>
@@ -9433,9 +9265,6 @@
       </w:r>
     </w:p>
     <w:p>
-      <w:r>
-        <w:t xml:space="preserve">URL: </w:t>
-      </w:r>
       <w:hyperlink r:id="rId65">
         <w:r>
           <w:t>http://www.reflexoesdofilosofo.blog.br/2021/03/o-despertar-de-um-sono-profundamente.html</w:t>
@@ -9576,9 +9405,6 @@
       </w:r>
     </w:p>
     <w:p>
-      <w:r>
-        <w:t xml:space="preserve">URL: </w:t>
-      </w:r>
       <w:hyperlink r:id="rId66">
         <w:r>
           <w:t>http://www.reflexoesdofilosofo.blog.br/2021/03/catalogo-tecnologico.html</w:t>
@@ -9771,9 +9597,6 @@
       </w:r>
     </w:p>
     <w:p>
-      <w:r>
-        <w:t xml:space="preserve">URL: </w:t>
-      </w:r>
       <w:hyperlink r:id="rId67">
         <w:r>
           <w:t>http://www.reflexoesdofilosofo.blog.br/2021/03/uma-introducao-ao-pensamento-de-alvaro.html</w:t>
@@ -9932,9 +9755,6 @@
       </w:r>
     </w:p>
     <w:p>
-      <w:r>
-        <w:t xml:space="preserve">URL: </w:t>
-      </w:r>
       <w:hyperlink r:id="rId68">
         <w:r>
           <w:t>http://www.reflexoesdofilosofo.blog.br/2021/03/ciencia-tecnica-e-realidade.html</w:t>
@@ -10110,9 +9930,6 @@
       </w:r>
     </w:p>
     <w:p>
-      <w:r>
-        <w:t xml:space="preserve">URL: </w:t>
-      </w:r>
       <w:hyperlink r:id="rId69">
         <w:r>
           <w:t>http://www.reflexoesdofilosofo.blog.br/2021/03/do-creatio-ex-nihilo-ao-reductio-at.html</w:t>
@@ -10281,9 +10098,6 @@
       </w:r>
     </w:p>
     <w:p>
-      <w:r>
-        <w:t xml:space="preserve">URL: </w:t>
-      </w:r>
       <w:hyperlink r:id="rId70">
         <w:r>
           <w:t>http://www.reflexoesdofilosofo.blog.br/2021/02/o-que-voce-tem-na-mao.html</w:t>
@@ -10358,9 +10172,6 @@
       </w:r>
     </w:p>
     <w:p>
-      <w:r>
-        <w:t xml:space="preserve">URL: </w:t>
-      </w:r>
       <w:hyperlink r:id="rId71">
         <w:r>
           <w:t>http://www.reflexoesdofilosofo.blog.br/2021/02/curto-panorama-da-filosofia-da.html</w:t>
@@ -10559,9 +10370,6 @@
       </w:r>
     </w:p>
     <w:p>
-      <w:r>
-        <w:t xml:space="preserve">URL: </w:t>
-      </w:r>
       <w:hyperlink r:id="rId72">
         <w:r>
           <w:t>http://www.reflexoesdofilosofo.blog.br/2021/02/filosofia-da-tecnologia-tres-enfoques.html</w:t>
@@ -10890,9 +10698,6 @@
       </w:r>
     </w:p>
     <w:p>
-      <w:r>
-        <w:t xml:space="preserve">URL: </w:t>
-      </w:r>
       <w:hyperlink r:id="rId73">
         <w:r>
           <w:t>http://www.reflexoesdofilosofo.blog.br/2021/02/introducao-panoramica-filosofia-e.html</w:t>
@@ -11084,9 +10889,6 @@
       </w:r>
     </w:p>
     <w:p>
-      <w:r>
-        <w:t xml:space="preserve">URL: </w:t>
-      </w:r>
       <w:hyperlink r:id="rId74">
         <w:r>
           <w:t>http://www.reflexoesdofilosofo.blog.br/2021/02/aufbau.html</w:t>
@@ -11339,9 +11141,6 @@
       </w:r>
     </w:p>
     <w:p>
-      <w:r>
-        <w:t xml:space="preserve">URL: </w:t>
-      </w:r>
       <w:hyperlink r:id="rId75">
         <w:r>
           <w:t>http://www.reflexoesdofilosofo.blog.br/2021/02/a-disseminacao-da-atitude-cientifica.html</w:t>
@@ -11544,9 +11343,6 @@
       </w:r>
     </w:p>
     <w:p>
-      <w:r>
-        <w:t xml:space="preserve">URL: </w:t>
-      </w:r>
       <w:hyperlink r:id="rId76">
         <w:r>
           <w:t>http://www.reflexoesdofilosofo.blog.br/2021/02/behaviorismo-de-skinneri.html</w:t>
@@ -11724,9 +11520,6 @@
       </w:r>
     </w:p>
     <w:p>
-      <w:r>
-        <w:t xml:space="preserve">URL: </w:t>
-      </w:r>
       <w:hyperlink r:id="rId77">
         <w:r>
           <w:t>http://www.reflexoesdofilosofo.blog.br/2021/02/a-mente-algoritmica.html</w:t>
@@ -11821,9 +11614,6 @@
       </w:r>
     </w:p>
     <w:p>
-      <w:r>
-        <w:t xml:space="preserve">URL: </w:t>
-      </w:r>
       <w:hyperlink r:id="rId78">
         <w:r>
           <w:t>http://www.reflexoesdofilosofo.blog.br/2021/01/a-solucao-da-terceira-antinomia-na.html</w:t>
@@ -12035,9 +11825,6 @@
       </w:r>
     </w:p>
     <w:p>
-      <w:r>
-        <w:t xml:space="preserve">URL: </w:t>
-      </w:r>
       <w:hyperlink r:id="rId79">
         <w:r>
           <w:t>http://www.reflexoesdofilosofo.blog.br/2021/01/kant-kant-kant.html</w:t>
@@ -12137,9 +11924,6 @@
       </w:r>
     </w:p>
     <w:p>
-      <w:r>
-        <w:t xml:space="preserve">URL: </w:t>
-      </w:r>
       <w:hyperlink r:id="rId80">
         <w:r>
           <w:t>http://www.reflexoesdofilosofo.blog.br/2021/01/a-queda-quando-o-sujeito-se-torna.html</w:t>
